--- a/4th Week Assignment TODO.docx
+++ b/4th Week Assignment TODO.docx
@@ -24,6 +24,9 @@
         <w:br/>
       </w:r>
       <w:r>
+        <w:rPr>
+          <w:noProof/>
+        </w:rPr>
         <w:drawing>
           <wp:inline distT="0" distB="0" distL="0" distR="0" wp14:anchorId="7C44A6D1" wp14:editId="2A361371">
             <wp:extent cx="1483629" cy="1916354"/>
@@ -102,6 +105,9 @@
     </w:p>
     <w:p>
       <w:r>
+        <w:rPr>
+          <w:noProof/>
+        </w:rPr>
         <w:drawing>
           <wp:inline distT="0" distB="0" distL="0" distR="0" wp14:anchorId="18F88557" wp14:editId="19D99E7D">
             <wp:extent cx="2018419" cy="1199015"/>
@@ -179,6 +185,9 @@
     </w:p>
     <w:p>
       <w:r>
+        <w:rPr>
+          <w:noProof/>
+        </w:rPr>
         <w:drawing>
           <wp:inline distT="0" distB="0" distL="0" distR="0" wp14:anchorId="0A4106A8" wp14:editId="260B9ABA">
             <wp:extent cx="2600224" cy="756954"/>
@@ -264,6 +273,9 @@
         <w:br/>
       </w:r>
       <w:r>
+        <w:rPr>
+          <w:noProof/>
+        </w:rPr>
         <w:drawing>
           <wp:inline distT="0" distB="0" distL="0" distR="0" wp14:anchorId="1B802E18" wp14:editId="629CC3FA">
             <wp:extent cx="3435469" cy="1141486"/>
@@ -469,17 +481,7 @@
           <w:szCs w:val="19"/>
           <w:highlight w:val="white"/>
         </w:rPr>
-        <w:t>existing</w:t>
-      </w:r>
-      <w:r>
-        <w:rPr>
-          <w:rFonts w:ascii="Cascadia Mono" w:hAnsi="Cascadia Mono" w:cs="Cascadia Mono"/>
-          <w:color w:val="000000"/>
-          <w:sz w:val="19"/>
-          <w:szCs w:val="19"/>
-          <w:highlight w:val="white"/>
-        </w:rPr>
-        <w:t>Item</w:t>
+        <w:t>existingItem</w:t>
       </w:r>
       <w:proofErr w:type="spellEnd"/>
       <w:r>
@@ -937,7 +939,26 @@
           <w:szCs w:val="19"/>
         </w:rPr>
         <w:br/>
-        <w:t xml:space="preserve">Similar to this </w:t>
+      </w:r>
+      <w:r>
+        <w:rPr>
+          <w:rFonts w:ascii="Cascadia Mono" w:hAnsi="Cascadia Mono" w:cs="Cascadia Mono"/>
+          <w:color w:val="000000"/>
+          <w:sz w:val="19"/>
+          <w:szCs w:val="19"/>
+        </w:rPr>
+        <w:t>Here is the screenshot what to do</w:t>
+      </w:r>
+      <w:bookmarkStart w:id="0" w:name="_GoBack"/>
+      <w:bookmarkEnd w:id="0"/>
+      <w:r>
+        <w:rPr>
+          <w:rFonts w:ascii="Cascadia Mono" w:hAnsi="Cascadia Mono" w:cs="Cascadia Mono"/>
+          <w:color w:val="000000"/>
+          <w:sz w:val="19"/>
+          <w:szCs w:val="19"/>
+        </w:rPr>
+        <w:t xml:space="preserve"> </w:t>
       </w:r>
     </w:p>
     <w:p>
@@ -953,6 +974,7 @@
       <w:r>
         <w:rPr>
           <w:rFonts w:ascii="Cascadia Mono" w:hAnsi="Cascadia Mono" w:cs="Cascadia Mono"/>
+          <w:noProof/>
           <w:color w:val="000000"/>
           <w:sz w:val="19"/>
           <w:szCs w:val="19"/>
@@ -1046,10 +1068,10 @@
       <w:r>
         <w:lastRenderedPageBreak/>
         <w:drawing>
-          <wp:inline distT="0" distB="0" distL="0" distR="0" wp14:anchorId="49A4BDCC" wp14:editId="117CCD1A">
-            <wp:extent cx="2633494" cy="3167228"/>
-            <wp:effectExtent l="0" t="0" r="0" b="0"/>
-            <wp:docPr id="6" name="Picture 6"/>
+          <wp:inline distT="0" distB="0" distL="0" distR="0" wp14:anchorId="1B86BC87" wp14:editId="330C5179">
+            <wp:extent cx="5178582" cy="7278006"/>
+            <wp:effectExtent l="0" t="0" r="3175" b="0"/>
+            <wp:docPr id="5" name="Picture 5"/>
             <wp:cNvGraphicFramePr>
               <a:graphicFrameLocks xmlns:a="http://schemas.openxmlformats.org/drawingml/2006/main" noChangeAspect="1"/>
             </wp:cNvGraphicFramePr>
@@ -1069,7 +1091,7 @@
                   <pic:spPr>
                     <a:xfrm>
                       <a:off x="0" y="0"/>
-                      <a:ext cx="2647119" cy="3183614"/>
+                      <a:ext cx="5241341" cy="7366208"/>
                     </a:xfrm>
                     <a:prstGeom prst="rect">
                       <a:avLst/>
@@ -1081,15 +1103,18 @@
           </wp:inline>
         </w:drawing>
       </w:r>
-      <w:r>
+    </w:p>
+    <w:p>
+      <w:r>
+        <w:lastRenderedPageBreak/>
         <w:br/>
       </w:r>
       <w:r>
         <w:drawing>
-          <wp:inline distT="0" distB="0" distL="0" distR="0" wp14:anchorId="587338B7" wp14:editId="5B8C6541">
-            <wp:extent cx="2642152" cy="2327826"/>
-            <wp:effectExtent l="0" t="0" r="6350" b="0"/>
-            <wp:docPr id="8" name="Picture 8"/>
+          <wp:inline distT="0" distB="0" distL="0" distR="0" wp14:anchorId="3DD81335" wp14:editId="49E10F38">
+            <wp:extent cx="4515480" cy="5277587"/>
+            <wp:effectExtent l="0" t="0" r="0" b="0"/>
+            <wp:docPr id="11" name="Picture 11"/>
             <wp:cNvGraphicFramePr>
               <a:graphicFrameLocks xmlns:a="http://schemas.openxmlformats.org/drawingml/2006/main" noChangeAspect="1"/>
             </wp:cNvGraphicFramePr>
@@ -1109,7 +1134,7 @@
                   <pic:spPr>
                     <a:xfrm>
                       <a:off x="0" y="0"/>
-                      <a:ext cx="2667588" cy="2350236"/>
+                      <a:ext cx="4515480" cy="5277587"/>
                     </a:xfrm>
                     <a:prstGeom prst="rect">
                       <a:avLst/>
@@ -1121,10 +1146,14 @@
           </wp:inline>
         </w:drawing>
       </w:r>
+      <w:r>
+        <w:br/>
+      </w:r>
     </w:p>
     <w:p/>
     <w:p>
       <w:r>
+        <w:lastRenderedPageBreak/>
         <w:t xml:space="preserve">6: And Finally </w:t>
       </w:r>
       <w:proofErr w:type="spellStart"/>
@@ -1139,6 +1168,9 @@
         <w:br/>
       </w:r>
       <w:r>
+        <w:rPr>
+          <w:noProof/>
+        </w:rPr>
         <w:drawing>
           <wp:inline distT="0" distB="0" distL="0" distR="0" wp14:anchorId="2CCACEBC" wp14:editId="230D2BFB">
             <wp:extent cx="1303813" cy="2061050"/>
@@ -1175,8 +1207,6 @@
           </wp:inline>
         </w:drawing>
       </w:r>
-      <w:bookmarkStart w:id="0" w:name="_GoBack"/>
-      <w:bookmarkEnd w:id="0"/>
     </w:p>
     <w:sectPr>
       <w:pgSz w:w="12240" w:h="15840"/>
